--- a/dosyalar/yillik-plan/arapca-6-sinif-yillik-plan.docx
+++ b/dosyalar/yillik-plan/arapca-6-sinif-yillik-plan.docx
@@ -1304,6 +1304,26 @@
               <w:t xml:space="preserve">• Sesletim: Şedde, tenvin, med harfleri; şemsî-kamerî harfler</w:t>
             </w:r>
           </w:p>
+          <w:p>
+            <w:pPr>
+              <w:spacing w:after="30" w:line="230"/>
+              <w:ind w:left="130" w:hanging="130"/>
+              <w:jc w:val="left"/>
+            </w:pPr>
+            <w:r>
+              <w:rPr>
+                <w:rFonts w:ascii="Times New Roman" w:cs="Times New Roman" w:eastAsia="Times New Roman" w:hAnsi="Times New Roman"/>
+                <w:b w:val="false"/>
+                <w:bCs w:val="false"/>
+                <w:i w:val="false"/>
+                <w:iCs w:val="false"/>
+                <w:color w:val="1A1A1A"/>
+                <w:sz w:val="15"/>
+                <w:szCs w:val="15"/>
+              </w:rPr>
+              <w:t xml:space="preserve">• Ders kitabı: s. 10-15</w:t>
+            </w:r>
+          </w:p>
         </w:tc>
         <w:tc>
           <w:tcPr>
@@ -1865,6 +1885,26 @@
               <w:t xml:space="preserve">• Dil bilgisi: “men hâzâ? / men hâzihî?” soru kalıbı</w:t>
             </w:r>
           </w:p>
+          <w:p>
+            <w:pPr>
+              <w:spacing w:after="30" w:line="230"/>
+              <w:ind w:left="130" w:hanging="130"/>
+              <w:jc w:val="left"/>
+            </w:pPr>
+            <w:r>
+              <w:rPr>
+                <w:rFonts w:ascii="Times New Roman" w:cs="Times New Roman" w:eastAsia="Times New Roman" w:hAnsi="Times New Roman"/>
+                <w:b w:val="false"/>
+                <w:bCs w:val="false"/>
+                <w:i w:val="false"/>
+                <w:iCs w:val="false"/>
+                <w:color w:val="1A1A1A"/>
+                <w:sz w:val="15"/>
+                <w:szCs w:val="15"/>
+              </w:rPr>
+              <w:t xml:space="preserve">• Ders kitabı: s. 16-20</w:t>
+            </w:r>
+          </w:p>
         </w:tc>
         <w:tc>
           <w:tcPr>
@@ -2466,6 +2506,26 @@
               <w:t xml:space="preserve">• Okuma: Meslek adlarının geçtiği kısa harekeli cümleler</w:t>
             </w:r>
           </w:p>
+          <w:p>
+            <w:pPr>
+              <w:spacing w:after="30" w:line="230"/>
+              <w:ind w:left="130" w:hanging="130"/>
+              <w:jc w:val="left"/>
+            </w:pPr>
+            <w:r>
+              <w:rPr>
+                <w:rFonts w:ascii="Times New Roman" w:cs="Times New Roman" w:eastAsia="Times New Roman" w:hAnsi="Times New Roman"/>
+                <w:b w:val="false"/>
+                <w:bCs w:val="false"/>
+                <w:i w:val="false"/>
+                <w:iCs w:val="false"/>
+                <w:color w:val="1A1A1A"/>
+                <w:sz w:val="15"/>
+                <w:szCs w:val="15"/>
+              </w:rPr>
+              <w:t xml:space="preserve">• Ders kitabı: s. 21-25</w:t>
+            </w:r>
+          </w:p>
         </w:tc>
         <w:tc>
           <w:tcPr>
@@ -3027,6 +3087,26 @@
               <w:t xml:space="preserve">• Okuma: Akrabalarının mesleklerini tanıtan kısa harekeli metin</w:t>
             </w:r>
           </w:p>
+          <w:p>
+            <w:pPr>
+              <w:spacing w:after="30" w:line="230"/>
+              <w:ind w:left="130" w:hanging="130"/>
+              <w:jc w:val="left"/>
+            </w:pPr>
+            <w:r>
+              <w:rPr>
+                <w:rFonts w:ascii="Times New Roman" w:cs="Times New Roman" w:eastAsia="Times New Roman" w:hAnsi="Times New Roman"/>
+                <w:b w:val="false"/>
+                <w:bCs w:val="false"/>
+                <w:i w:val="false"/>
+                <w:iCs w:val="false"/>
+                <w:color w:val="1A1A1A"/>
+                <w:sz w:val="15"/>
+                <w:szCs w:val="15"/>
+              </w:rPr>
+              <w:t xml:space="preserve">• Ders kitabı: s. 26-30</w:t>
+            </w:r>
+          </w:p>
         </w:tc>
         <w:tc>
           <w:tcPr>
@@ -3588,6 +3668,26 @@
               <w:t xml:space="preserve">• Dil bilgisi: Belirlilik takısı “el-” ve meslek adlarıyla kullanımı</w:t>
             </w:r>
           </w:p>
+          <w:p>
+            <w:pPr>
+              <w:spacing w:after="30" w:line="230"/>
+              <w:ind w:left="130" w:hanging="130"/>
+              <w:jc w:val="left"/>
+            </w:pPr>
+            <w:r>
+              <w:rPr>
+                <w:rFonts w:ascii="Times New Roman" w:cs="Times New Roman" w:eastAsia="Times New Roman" w:hAnsi="Times New Roman"/>
+                <w:b w:val="false"/>
+                <w:bCs w:val="false"/>
+                <w:i w:val="false"/>
+                <w:iCs w:val="false"/>
+                <w:color w:val="1A1A1A"/>
+                <w:sz w:val="15"/>
+                <w:szCs w:val="15"/>
+              </w:rPr>
+              <w:t xml:space="preserve">• Ders kitabı: s. 31-35</w:t>
+            </w:r>
+          </w:p>
         </w:tc>
         <w:tc>
           <w:tcPr>
@@ -4149,6 +4249,26 @@
               <w:t xml:space="preserve">• Sözcük: “ya‘melü / ta‘melü fî…” kalıbı</w:t>
             </w:r>
           </w:p>
+          <w:p>
+            <w:pPr>
+              <w:spacing w:after="30" w:line="230"/>
+              <w:ind w:left="130" w:hanging="130"/>
+              <w:jc w:val="left"/>
+            </w:pPr>
+            <w:r>
+              <w:rPr>
+                <w:rFonts w:ascii="Times New Roman" w:cs="Times New Roman" w:eastAsia="Times New Roman" w:hAnsi="Times New Roman"/>
+                <w:b w:val="false"/>
+                <w:bCs w:val="false"/>
+                <w:i w:val="false"/>
+                <w:iCs w:val="false"/>
+                <w:color w:val="1A1A1A"/>
+                <w:sz w:val="15"/>
+                <w:szCs w:val="15"/>
+              </w:rPr>
+              <w:t xml:space="preserve">• Ders kitabı: s. 36-40</w:t>
+            </w:r>
+          </w:p>
         </w:tc>
         <w:tc>
           <w:tcPr>
@@ -4730,6 +4850,26 @@
               <w:t xml:space="preserve">• Sözcük: “fi’l-amel” ifadesi</w:t>
             </w:r>
           </w:p>
+          <w:p>
+            <w:pPr>
+              <w:spacing w:after="30" w:line="230"/>
+              <w:ind w:left="130" w:hanging="130"/>
+              <w:jc w:val="left"/>
+            </w:pPr>
+            <w:r>
+              <w:rPr>
+                <w:rFonts w:ascii="Times New Roman" w:cs="Times New Roman" w:eastAsia="Times New Roman" w:hAnsi="Times New Roman"/>
+                <w:b w:val="false"/>
+                <w:bCs w:val="false"/>
+                <w:i w:val="false"/>
+                <w:iCs w:val="false"/>
+                <w:color w:val="1A1A1A"/>
+                <w:sz w:val="15"/>
+                <w:szCs w:val="15"/>
+              </w:rPr>
+              <w:t xml:space="preserve">• Ders kitabı: s. 41-45</w:t>
+            </w:r>
+          </w:p>
         </w:tc>
         <w:tc>
           <w:tcPr>
@@ -5350,6 +5490,26 @@
               <w:t xml:space="preserve">• Yazma: Akrabamı ve mesleğini tanıtan iki-üç cümle</w:t>
             </w:r>
           </w:p>
+          <w:p>
+            <w:pPr>
+              <w:spacing w:after="30" w:line="230"/>
+              <w:ind w:left="130" w:hanging="130"/>
+              <w:jc w:val="left"/>
+            </w:pPr>
+            <w:r>
+              <w:rPr>
+                <w:rFonts w:ascii="Times New Roman" w:cs="Times New Roman" w:eastAsia="Times New Roman" w:hAnsi="Times New Roman"/>
+                <w:b w:val="false"/>
+                <w:bCs w:val="false"/>
+                <w:i w:val="false"/>
+                <w:iCs w:val="false"/>
+                <w:color w:val="1A1A1A"/>
+                <w:sz w:val="15"/>
+                <w:szCs w:val="15"/>
+              </w:rPr>
+              <w:t xml:space="preserve">• Ders kitabı: s. 46-50</w:t>
+            </w:r>
+          </w:p>
         </w:tc>
         <w:tc>
           <w:tcPr>
@@ -5991,6 +6151,26 @@
               <w:t xml:space="preserve">• Ünite değerlendirme etkinlikleri</w:t>
             </w:r>
           </w:p>
+          <w:p>
+            <w:pPr>
+              <w:spacing w:after="30" w:line="230"/>
+              <w:ind w:left="130" w:hanging="130"/>
+              <w:jc w:val="left"/>
+            </w:pPr>
+            <w:r>
+              <w:rPr>
+                <w:rFonts w:ascii="Times New Roman" w:cs="Times New Roman" w:eastAsia="Times New Roman" w:hAnsi="Times New Roman"/>
+                <w:b w:val="false"/>
+                <w:bCs w:val="false"/>
+                <w:i w:val="false"/>
+                <w:iCs w:val="false"/>
+                <w:color w:val="1A1A1A"/>
+                <w:sz w:val="15"/>
+                <w:szCs w:val="15"/>
+              </w:rPr>
+              <w:t xml:space="preserve">• Ders kitabı: s. 51-55</w:t>
+            </w:r>
+          </w:p>
         </w:tc>
         <w:tc>
           <w:tcPr>
@@ -6587,6 +6767,26 @@
               <w:t xml:space="preserve">• Dil bilgisi: “fi’l-medrese” yapısı</w:t>
             </w:r>
           </w:p>
+          <w:p>
+            <w:pPr>
+              <w:spacing w:after="30" w:line="230"/>
+              <w:ind w:left="130" w:hanging="130"/>
+              <w:jc w:val="left"/>
+            </w:pPr>
+            <w:r>
+              <w:rPr>
+                <w:rFonts w:ascii="Times New Roman" w:cs="Times New Roman" w:eastAsia="Times New Roman" w:hAnsi="Times New Roman"/>
+                <w:b w:val="false"/>
+                <w:bCs w:val="false"/>
+                <w:i w:val="false"/>
+                <w:iCs w:val="false"/>
+                <w:color w:val="1A1A1A"/>
+                <w:sz w:val="15"/>
+                <w:szCs w:val="15"/>
+              </w:rPr>
+              <w:t xml:space="preserve">• Ders kitabı: s. 56-61</w:t>
+            </w:r>
+          </w:p>
         </w:tc>
         <w:tc>
           <w:tcPr>
@@ -7168,6 +7368,26 @@
               <w:t xml:space="preserve">• Okuma: Okul krokisini ve bölüm adlarını okuma</w:t>
             </w:r>
           </w:p>
+          <w:p>
+            <w:pPr>
+              <w:spacing w:after="30" w:line="230"/>
+              <w:ind w:left="130" w:hanging="130"/>
+              <w:jc w:val="left"/>
+            </w:pPr>
+            <w:r>
+              <w:rPr>
+                <w:rFonts w:ascii="Times New Roman" w:cs="Times New Roman" w:eastAsia="Times New Roman" w:hAnsi="Times New Roman"/>
+                <w:b w:val="false"/>
+                <w:bCs w:val="false"/>
+                <w:i w:val="false"/>
+                <w:iCs w:val="false"/>
+                <w:color w:val="1A1A1A"/>
+                <w:sz w:val="15"/>
+                <w:szCs w:val="15"/>
+              </w:rPr>
+              <w:t xml:space="preserve">• Ders kitabı: s. 62-67</w:t>
+            </w:r>
+          </w:p>
         </w:tc>
         <w:tc>
           <w:tcPr>
@@ -7749,6 +7969,26 @@
               <w:t xml:space="preserve">• Okuma: Sınıf krokisindeki eşya adlarını okuma</w:t>
             </w:r>
           </w:p>
+          <w:p>
+            <w:pPr>
+              <w:spacing w:after="30" w:line="230"/>
+              <w:ind w:left="130" w:hanging="130"/>
+              <w:jc w:val="left"/>
+            </w:pPr>
+            <w:r>
+              <w:rPr>
+                <w:rFonts w:ascii="Times New Roman" w:cs="Times New Roman" w:eastAsia="Times New Roman" w:hAnsi="Times New Roman"/>
+                <w:b w:val="false"/>
+                <w:bCs w:val="false"/>
+                <w:i w:val="false"/>
+                <w:iCs w:val="false"/>
+                <w:color w:val="1A1A1A"/>
+                <w:sz w:val="15"/>
+                <w:szCs w:val="15"/>
+              </w:rPr>
+              <w:t xml:space="preserve">• Ders kitabı: s. 68-73</w:t>
+            </w:r>
+          </w:p>
         </w:tc>
         <w:tc>
           <w:tcPr>
@@ -8330,6 +8570,26 @@
               <w:t xml:space="preserve">• Okuma: Kat ve sınıf numaralarını okuma</w:t>
             </w:r>
           </w:p>
+          <w:p>
+            <w:pPr>
+              <w:spacing w:after="30" w:line="230"/>
+              <w:ind w:left="130" w:hanging="130"/>
+              <w:jc w:val="left"/>
+            </w:pPr>
+            <w:r>
+              <w:rPr>
+                <w:rFonts w:ascii="Times New Roman" w:cs="Times New Roman" w:eastAsia="Times New Roman" w:hAnsi="Times New Roman"/>
+                <w:b w:val="false"/>
+                <w:bCs w:val="false"/>
+                <w:i w:val="false"/>
+                <w:iCs w:val="false"/>
+                <w:color w:val="1A1A1A"/>
+                <w:sz w:val="15"/>
+                <w:szCs w:val="15"/>
+              </w:rPr>
+              <w:t xml:space="preserve">• Ders kitabı: s. 74-79</w:t>
+            </w:r>
+          </w:p>
         </w:tc>
         <w:tc>
           <w:tcPr>
@@ -8871,6 +9131,26 @@
               <w:t xml:space="preserve">• Dil bilgisi: “ene tâlib fi’s-saffi’s-sâdis”; “el-medresetü’l-mutavassıta”</w:t>
             </w:r>
           </w:p>
+          <w:p>
+            <w:pPr>
+              <w:spacing w:after="30" w:line="230"/>
+              <w:ind w:left="130" w:hanging="130"/>
+              <w:jc w:val="left"/>
+            </w:pPr>
+            <w:r>
+              <w:rPr>
+                <w:rFonts w:ascii="Times New Roman" w:cs="Times New Roman" w:eastAsia="Times New Roman" w:hAnsi="Times New Roman"/>
+                <w:b w:val="false"/>
+                <w:bCs w:val="false"/>
+                <w:i w:val="false"/>
+                <w:iCs w:val="false"/>
+                <w:color w:val="1A1A1A"/>
+                <w:sz w:val="15"/>
+                <w:szCs w:val="15"/>
+              </w:rPr>
+              <w:t xml:space="preserve">• Ders kitabı: s. 80-85</w:t>
+            </w:r>
+          </w:p>
         </w:tc>
         <w:tc>
           <w:tcPr>
@@ -9492,6 +9772,26 @@
               <w:t xml:space="preserve">• Sesletim: Zarflarda vurgu; “el-” takısında şemsî-kamerî ayrımı</w:t>
             </w:r>
           </w:p>
+          <w:p>
+            <w:pPr>
+              <w:spacing w:after="30" w:line="230"/>
+              <w:ind w:left="130" w:hanging="130"/>
+              <w:jc w:val="left"/>
+            </w:pPr>
+            <w:r>
+              <w:rPr>
+                <w:rFonts w:ascii="Times New Roman" w:cs="Times New Roman" w:eastAsia="Times New Roman" w:hAnsi="Times New Roman"/>
+                <w:b w:val="false"/>
+                <w:bCs w:val="false"/>
+                <w:i w:val="false"/>
+                <w:iCs w:val="false"/>
+                <w:color w:val="1A1A1A"/>
+                <w:sz w:val="15"/>
+                <w:szCs w:val="15"/>
+              </w:rPr>
+              <w:t xml:space="preserve">• Ders kitabı: s. 86-91</w:t>
+            </w:r>
+          </w:p>
         </w:tc>
         <w:tc>
           <w:tcPr>
@@ -10132,6 +10432,26 @@
               <w:t xml:space="preserve">• Sesletim: Tanıtım cümlelerinde doğru sesletim</w:t>
             </w:r>
           </w:p>
+          <w:p>
+            <w:pPr>
+              <w:spacing w:after="30" w:line="230"/>
+              <w:ind w:left="130" w:hanging="130"/>
+              <w:jc w:val="left"/>
+            </w:pPr>
+            <w:r>
+              <w:rPr>
+                <w:rFonts w:ascii="Times New Roman" w:cs="Times New Roman" w:eastAsia="Times New Roman" w:hAnsi="Times New Roman"/>
+                <w:b w:val="false"/>
+                <w:bCs w:val="false"/>
+                <w:i w:val="false"/>
+                <w:iCs w:val="false"/>
+                <w:color w:val="1A1A1A"/>
+                <w:sz w:val="15"/>
+                <w:szCs w:val="15"/>
+              </w:rPr>
+              <w:t xml:space="preserve">• Ders kitabı: s. 92-96</w:t>
+            </w:r>
+          </w:p>
         </w:tc>
         <w:tc>
           <w:tcPr>
@@ -10773,6 +11093,26 @@
               <w:t xml:space="preserve">• Ünite değerlendirme etkinlikleri</w:t>
             </w:r>
           </w:p>
+          <w:p>
+            <w:pPr>
+              <w:spacing w:after="30" w:line="230"/>
+              <w:ind w:left="130" w:hanging="130"/>
+              <w:jc w:val="left"/>
+            </w:pPr>
+            <w:r>
+              <w:rPr>
+                <w:rFonts w:ascii="Times New Roman" w:cs="Times New Roman" w:eastAsia="Times New Roman" w:hAnsi="Times New Roman"/>
+                <w:b w:val="false"/>
+                <w:bCs w:val="false"/>
+                <w:i w:val="false"/>
+                <w:iCs w:val="false"/>
+                <w:color w:val="1A1A1A"/>
+                <w:sz w:val="15"/>
+                <w:szCs w:val="15"/>
+              </w:rPr>
+              <w:t xml:space="preserve">• Ders kitabı: s. 97-101</w:t>
+            </w:r>
+          </w:p>
         </w:tc>
         <w:tc>
           <w:tcPr>
@@ -11872,6 +12212,26 @@
               <w:t xml:space="preserve">• Dil bilgisi: “hâzihî aynî, hâzâ enfî”</w:t>
             </w:r>
           </w:p>
+          <w:p>
+            <w:pPr>
+              <w:spacing w:after="30" w:line="230"/>
+              <w:ind w:left="130" w:hanging="130"/>
+              <w:jc w:val="left"/>
+            </w:pPr>
+            <w:r>
+              <w:rPr>
+                <w:rFonts w:ascii="Times New Roman" w:cs="Times New Roman" w:eastAsia="Times New Roman" w:hAnsi="Times New Roman"/>
+                <w:b w:val="false"/>
+                <w:bCs w:val="false"/>
+                <w:i w:val="false"/>
+                <w:iCs w:val="false"/>
+                <w:color w:val="1A1A1A"/>
+                <w:sz w:val="15"/>
+                <w:szCs w:val="15"/>
+              </w:rPr>
+              <w:t xml:space="preserve">• Ders kitabı: s. 102-106</w:t>
+            </w:r>
+          </w:p>
         </w:tc>
         <w:tc>
           <w:tcPr>
@@ -12433,6 +12793,26 @@
               <w:t xml:space="preserve">• Dil bilgisi: İkil (tesniye) sezdirme — “aynân, yedân”</w:t>
             </w:r>
           </w:p>
+          <w:p>
+            <w:pPr>
+              <w:spacing w:after="30" w:line="230"/>
+              <w:ind w:left="130" w:hanging="130"/>
+              <w:jc w:val="left"/>
+            </w:pPr>
+            <w:r>
+              <w:rPr>
+                <w:rFonts w:ascii="Times New Roman" w:cs="Times New Roman" w:eastAsia="Times New Roman" w:hAnsi="Times New Roman"/>
+                <w:b w:val="false"/>
+                <w:bCs w:val="false"/>
+                <w:i w:val="false"/>
+                <w:iCs w:val="false"/>
+                <w:color w:val="1A1A1A"/>
+                <w:sz w:val="15"/>
+                <w:szCs w:val="15"/>
+              </w:rPr>
+              <w:t xml:space="preserve">• Ders kitabı: s. 107-111</w:t>
+            </w:r>
+          </w:p>
         </w:tc>
         <w:tc>
           <w:tcPr>
@@ -13034,6 +13414,26 @@
               <w:t xml:space="preserve">• Okuma: Duyu fiillerinin geçtiği kısa metin</w:t>
             </w:r>
           </w:p>
+          <w:p>
+            <w:pPr>
+              <w:spacing w:after="30" w:line="230"/>
+              <w:ind w:left="130" w:hanging="130"/>
+              <w:jc w:val="left"/>
+            </w:pPr>
+            <w:r>
+              <w:rPr>
+                <w:rFonts w:ascii="Times New Roman" w:cs="Times New Roman" w:eastAsia="Times New Roman" w:hAnsi="Times New Roman"/>
+                <w:b w:val="false"/>
+                <w:bCs w:val="false"/>
+                <w:i w:val="false"/>
+                <w:iCs w:val="false"/>
+                <w:color w:val="1A1A1A"/>
+                <w:sz w:val="15"/>
+                <w:szCs w:val="15"/>
+              </w:rPr>
+              <w:t xml:space="preserve">• Ders kitabı: s. 112-116</w:t>
+            </w:r>
+          </w:p>
         </w:tc>
         <w:tc>
           <w:tcPr>
@@ -13575,6 +13975,26 @@
               <w:t xml:space="preserve">• Okuma: Duyularımı anlatan kısa metin; görsel-metin eşleştirme</w:t>
             </w:r>
           </w:p>
+          <w:p>
+            <w:pPr>
+              <w:spacing w:after="30" w:line="230"/>
+              <w:ind w:left="130" w:hanging="130"/>
+              <w:jc w:val="left"/>
+            </w:pPr>
+            <w:r>
+              <w:rPr>
+                <w:rFonts w:ascii="Times New Roman" w:cs="Times New Roman" w:eastAsia="Times New Roman" w:hAnsi="Times New Roman"/>
+                <w:b w:val="false"/>
+                <w:bCs w:val="false"/>
+                <w:i w:val="false"/>
+                <w:iCs w:val="false"/>
+                <w:color w:val="1A1A1A"/>
+                <w:sz w:val="15"/>
+                <w:szCs w:val="15"/>
+              </w:rPr>
+              <w:t xml:space="preserve">• Ders kitabı: s. 117-121</w:t>
+            </w:r>
+          </w:p>
         </w:tc>
         <w:tc>
           <w:tcPr>
@@ -14171,6 +14591,26 @@
               <w:t xml:space="preserve">• Dil bilgisi: Duygu sıfatlarında müzekker-müennes uyumu</w:t>
             </w:r>
           </w:p>
+          <w:p>
+            <w:pPr>
+              <w:spacing w:after="30" w:line="230"/>
+              <w:ind w:left="130" w:hanging="130"/>
+              <w:jc w:val="left"/>
+            </w:pPr>
+            <w:r>
+              <w:rPr>
+                <w:rFonts w:ascii="Times New Roman" w:cs="Times New Roman" w:eastAsia="Times New Roman" w:hAnsi="Times New Roman"/>
+                <w:b w:val="false"/>
+                <w:bCs w:val="false"/>
+                <w:i w:val="false"/>
+                <w:iCs w:val="false"/>
+                <w:color w:val="1A1A1A"/>
+                <w:sz w:val="15"/>
+                <w:szCs w:val="15"/>
+              </w:rPr>
+              <w:t xml:space="preserve">• Ders kitabı: s. 122-126</w:t>
+            </w:r>
+          </w:p>
         </w:tc>
         <w:tc>
           <w:tcPr>
@@ -14772,6 +15212,26 @@
               <w:t xml:space="preserve">• Sesletim: Duygu sıfatlarında şedde ve med harfleri</w:t>
             </w:r>
           </w:p>
+          <w:p>
+            <w:pPr>
+              <w:spacing w:after="30" w:line="230"/>
+              <w:ind w:left="130" w:hanging="130"/>
+              <w:jc w:val="left"/>
+            </w:pPr>
+            <w:r>
+              <w:rPr>
+                <w:rFonts w:ascii="Times New Roman" w:cs="Times New Roman" w:eastAsia="Times New Roman" w:hAnsi="Times New Roman"/>
+                <w:b w:val="false"/>
+                <w:bCs w:val="false"/>
+                <w:i w:val="false"/>
+                <w:iCs w:val="false"/>
+                <w:color w:val="1A1A1A"/>
+                <w:sz w:val="15"/>
+                <w:szCs w:val="15"/>
+              </w:rPr>
+              <w:t xml:space="preserve">• Ders kitabı: s. 127-131</w:t>
+            </w:r>
+          </w:p>
         </w:tc>
         <w:tc>
           <w:tcPr>
@@ -15373,6 +15833,26 @@
               <w:t xml:space="preserve">• Sesletim: Soru cümlesinde tonlama</w:t>
             </w:r>
           </w:p>
+          <w:p>
+            <w:pPr>
+              <w:spacing w:after="30" w:line="230"/>
+              <w:ind w:left="130" w:hanging="130"/>
+              <w:jc w:val="left"/>
+            </w:pPr>
+            <w:r>
+              <w:rPr>
+                <w:rFonts w:ascii="Times New Roman" w:cs="Times New Roman" w:eastAsia="Times New Roman" w:hAnsi="Times New Roman"/>
+                <w:b w:val="false"/>
+                <w:bCs w:val="false"/>
+                <w:i w:val="false"/>
+                <w:iCs w:val="false"/>
+                <w:color w:val="1A1A1A"/>
+                <w:sz w:val="15"/>
+                <w:szCs w:val="15"/>
+              </w:rPr>
+              <w:t xml:space="preserve">• Ders kitabı: s. 132-136</w:t>
+            </w:r>
+          </w:p>
         </w:tc>
         <w:tc>
           <w:tcPr>
@@ -15954,6 +16434,26 @@
               <w:t xml:space="preserve">• Veciz söz: “el-aklü’s-selîm fi’l-cismi’s-selîm”</w:t>
             </w:r>
           </w:p>
+          <w:p>
+            <w:pPr>
+              <w:spacing w:after="30" w:line="230"/>
+              <w:ind w:left="130" w:hanging="130"/>
+              <w:jc w:val="left"/>
+            </w:pPr>
+            <w:r>
+              <w:rPr>
+                <w:rFonts w:ascii="Times New Roman" w:cs="Times New Roman" w:eastAsia="Times New Roman" w:hAnsi="Times New Roman"/>
+                <w:b w:val="false"/>
+                <w:bCs w:val="false"/>
+                <w:i w:val="false"/>
+                <w:iCs w:val="false"/>
+                <w:color w:val="1A1A1A"/>
+                <w:sz w:val="15"/>
+                <w:szCs w:val="15"/>
+              </w:rPr>
+              <w:t xml:space="preserve">• Ders kitabı: s. 137-141</w:t>
+            </w:r>
+          </w:p>
         </w:tc>
         <w:tc>
           <w:tcPr>
@@ -16575,6 +17075,26 @@
               <w:t xml:space="preserve">• Ünite değerlendirme etkinlikleri</w:t>
             </w:r>
           </w:p>
+          <w:p>
+            <w:pPr>
+              <w:spacing w:after="30" w:line="230"/>
+              <w:ind w:left="130" w:hanging="130"/>
+              <w:jc w:val="left"/>
+            </w:pPr>
+            <w:r>
+              <w:rPr>
+                <w:rFonts w:ascii="Times New Roman" w:cs="Times New Roman" w:eastAsia="Times New Roman" w:hAnsi="Times New Roman"/>
+                <w:b w:val="false"/>
+                <w:bCs w:val="false"/>
+                <w:i w:val="false"/>
+                <w:iCs w:val="false"/>
+                <w:color w:val="1A1A1A"/>
+                <w:sz w:val="15"/>
+                <w:szCs w:val="15"/>
+              </w:rPr>
+              <w:t xml:space="preserve">• Ders kitabı: s. 142-145</w:t>
+            </w:r>
+          </w:p>
         </w:tc>
         <w:tc>
           <w:tcPr>
@@ -17137,6 +17657,26 @@
               <w:t xml:space="preserve">• Dil bilgisi: “keyfe’l-cevvü’l-yevm?” — “el-cevvü bârid”</w:t>
             </w:r>
           </w:p>
+          <w:p>
+            <w:pPr>
+              <w:spacing w:after="30" w:line="230"/>
+              <w:ind w:left="130" w:hanging="130"/>
+              <w:jc w:val="left"/>
+            </w:pPr>
+            <w:r>
+              <w:rPr>
+                <w:rFonts w:ascii="Times New Roman" w:cs="Times New Roman" w:eastAsia="Times New Roman" w:hAnsi="Times New Roman"/>
+                <w:b w:val="false"/>
+                <w:bCs w:val="false"/>
+                <w:i w:val="false"/>
+                <w:iCs w:val="false"/>
+                <w:color w:val="1A1A1A"/>
+                <w:sz w:val="15"/>
+                <w:szCs w:val="15"/>
+              </w:rPr>
+              <w:t xml:space="preserve">• Ders kitabı: s. 146-151</w:t>
+            </w:r>
+          </w:p>
         </w:tc>
         <w:tc>
           <w:tcPr>
@@ -17738,6 +18278,26 @@
               <w:t xml:space="preserve">• Okuma: Hava durumu tablosunu ve sembollerini okuma</w:t>
             </w:r>
           </w:p>
+          <w:p>
+            <w:pPr>
+              <w:spacing w:after="30" w:line="230"/>
+              <w:ind w:left="130" w:hanging="130"/>
+              <w:jc w:val="left"/>
+            </w:pPr>
+            <w:r>
+              <w:rPr>
+                <w:rFonts w:ascii="Times New Roman" w:cs="Times New Roman" w:eastAsia="Times New Roman" w:hAnsi="Times New Roman"/>
+                <w:b w:val="false"/>
+                <w:bCs w:val="false"/>
+                <w:i w:val="false"/>
+                <w:iCs w:val="false"/>
+                <w:color w:val="1A1A1A"/>
+                <w:sz w:val="15"/>
+                <w:szCs w:val="15"/>
+              </w:rPr>
+              <w:t xml:space="preserve">• Ders kitabı: s. 152-157</w:t>
+            </w:r>
+          </w:p>
         </w:tc>
         <w:tc>
           <w:tcPr>
@@ -18320,6 +18880,26 @@
               <w:t xml:space="preserve">• Okuma: Haftalık hava durumu takvimini okuma</w:t>
             </w:r>
           </w:p>
+          <w:p>
+            <w:pPr>
+              <w:spacing w:after="30" w:line="230"/>
+              <w:ind w:left="130" w:hanging="130"/>
+              <w:jc w:val="left"/>
+            </w:pPr>
+            <w:r>
+              <w:rPr>
+                <w:rFonts w:ascii="Times New Roman" w:cs="Times New Roman" w:eastAsia="Times New Roman" w:hAnsi="Times New Roman"/>
+                <w:b w:val="false"/>
+                <w:bCs w:val="false"/>
+                <w:i w:val="false"/>
+                <w:iCs w:val="false"/>
+                <w:color w:val="1A1A1A"/>
+                <w:sz w:val="15"/>
+                <w:szCs w:val="15"/>
+              </w:rPr>
+              <w:t xml:space="preserve">• Ders kitabı: s. 158-163</w:t>
+            </w:r>
+          </w:p>
         </w:tc>
         <w:tc>
           <w:tcPr>
@@ -18902,6 +19482,26 @@
               <w:t xml:space="preserve">• Okuma: Kıyafet adlarının geçtiği kısa metin</w:t>
             </w:r>
           </w:p>
+          <w:p>
+            <w:pPr>
+              <w:spacing w:after="30" w:line="230"/>
+              <w:ind w:left="130" w:hanging="130"/>
+              <w:jc w:val="left"/>
+            </w:pPr>
+            <w:r>
+              <w:rPr>
+                <w:rFonts w:ascii="Times New Roman" w:cs="Times New Roman" w:eastAsia="Times New Roman" w:hAnsi="Times New Roman"/>
+                <w:b w:val="false"/>
+                <w:bCs w:val="false"/>
+                <w:i w:val="false"/>
+                <w:iCs w:val="false"/>
+                <w:color w:val="1A1A1A"/>
+                <w:sz w:val="15"/>
+                <w:szCs w:val="15"/>
+              </w:rPr>
+              <w:t xml:space="preserve">• Ders kitabı: s. 164-169</w:t>
+            </w:r>
+          </w:p>
         </w:tc>
         <w:tc>
           <w:tcPr>
@@ -19444,6 +20044,26 @@
               <w:t xml:space="preserve">• Dil bilgisi: “ene elbesü’l-mi‘taf”, “ene âhuzü’l-mizalle”</w:t>
             </w:r>
           </w:p>
+          <w:p>
+            <w:pPr>
+              <w:spacing w:after="30" w:line="230"/>
+              <w:ind w:left="130" w:hanging="130"/>
+              <w:jc w:val="left"/>
+            </w:pPr>
+            <w:r>
+              <w:rPr>
+                <w:rFonts w:ascii="Times New Roman" w:cs="Times New Roman" w:eastAsia="Times New Roman" w:hAnsi="Times New Roman"/>
+                <w:b w:val="false"/>
+                <w:bCs w:val="false"/>
+                <w:i w:val="false"/>
+                <w:iCs w:val="false"/>
+                <w:color w:val="1A1A1A"/>
+                <w:sz w:val="15"/>
+                <w:szCs w:val="15"/>
+              </w:rPr>
+              <w:t xml:space="preserve">• Ders kitabı: s. 170-175</w:t>
+            </w:r>
+          </w:p>
         </w:tc>
         <w:tc>
           <w:tcPr>
@@ -20085,6 +20705,26 @@
               <w:t xml:space="preserve">• Sesletim: Renk sıfatlarında med ve hemze</w:t>
             </w:r>
           </w:p>
+          <w:p>
+            <w:pPr>
+              <w:spacing w:after="30" w:line="230"/>
+              <w:ind w:left="130" w:hanging="130"/>
+              <w:jc w:val="left"/>
+            </w:pPr>
+            <w:r>
+              <w:rPr>
+                <w:rFonts w:ascii="Times New Roman" w:cs="Times New Roman" w:eastAsia="Times New Roman" w:hAnsi="Times New Roman"/>
+                <w:b w:val="false"/>
+                <w:bCs w:val="false"/>
+                <w:i w:val="false"/>
+                <w:iCs w:val="false"/>
+                <w:color w:val="1A1A1A"/>
+                <w:sz w:val="15"/>
+                <w:szCs w:val="15"/>
+              </w:rPr>
+              <w:t xml:space="preserve">• Ders kitabı: s. 176-181</w:t>
+            </w:r>
+          </w:p>
         </w:tc>
         <w:tc>
           <w:tcPr>
@@ -20707,6 +21347,26 @@
               <w:t xml:space="preserve">• Sesletim: “levn” kelimesinde vurgu ve uzatma</w:t>
             </w:r>
           </w:p>
+          <w:p>
+            <w:pPr>
+              <w:spacing w:after="30" w:line="230"/>
+              <w:ind w:left="130" w:hanging="130"/>
+              <w:jc w:val="left"/>
+            </w:pPr>
+            <w:r>
+              <w:rPr>
+                <w:rFonts w:ascii="Times New Roman" w:cs="Times New Roman" w:eastAsia="Times New Roman" w:hAnsi="Times New Roman"/>
+                <w:b w:val="false"/>
+                <w:bCs w:val="false"/>
+                <w:i w:val="false"/>
+                <w:iCs w:val="false"/>
+                <w:color w:val="1A1A1A"/>
+                <w:sz w:val="15"/>
+                <w:szCs w:val="15"/>
+              </w:rPr>
+              <w:t xml:space="preserve">• Ders kitabı: s. 182-187</w:t>
+            </w:r>
+          </w:p>
         </w:tc>
         <w:tc>
           <w:tcPr>
@@ -21327,6 +21987,26 @@
                 <w:szCs w:val="15"/>
               </w:rPr>
               <w:t xml:space="preserve">• Yazma: 5-6 cümlelik hava-kıyafet metni; ürün dosyasına ekleme</w:t>
+            </w:r>
+          </w:p>
+          <w:p>
+            <w:pPr>
+              <w:spacing w:after="30" w:line="230"/>
+              <w:ind w:left="130" w:hanging="130"/>
+              <w:jc w:val="left"/>
+            </w:pPr>
+            <w:r>
+              <w:rPr>
+                <w:rFonts w:ascii="Times New Roman" w:cs="Times New Roman" w:eastAsia="Times New Roman" w:hAnsi="Times New Roman"/>
+                <w:b w:val="false"/>
+                <w:bCs w:val="false"/>
+                <w:i w:val="false"/>
+                <w:iCs w:val="false"/>
+                <w:color w:val="1A1A1A"/>
+                <w:sz w:val="15"/>
+                <w:szCs w:val="15"/>
+              </w:rPr>
+              <w:t xml:space="preserve">• Ders kitabı: s. 188-193</w:t>
             </w:r>
           </w:p>
         </w:tc>

--- a/dosyalar/yillik-plan/arapca-6-sinif-yillik-plan.docx
+++ b/dosyalar/yillik-plan/arapca-6-sinif-yillik-plan.docx
@@ -413,7 +413,7 @@
                 <w:sz w:val="17"/>
                 <w:szCs w:val="17"/>
               </w:rPr>
-              <w:t xml:space="preserve">2025 Arapça Dersi Öğretim Programı (5-8. sınıflar)</w:t>
+              <w:t xml:space="preserve">Arapça Dersi Öğretim Programı (5-8. sınıflar)</w:t>
             </w:r>
           </w:p>
         </w:tc>
@@ -23426,7 +23426,7 @@
           <w:sz w:val="17"/>
           <w:szCs w:val="17"/>
         </w:rPr>
-        <w:t xml:space="preserve">• Öğrenme çıktısı sütunundaki cümleler, 2025 Arapça Dersi Öğretim Programı’nın (5-8. sınıflar, 25.07.2025) resmî metninden birebir alınmıştır; kısaltma veya yeniden yazma yapılmamıştır. Kodlar ARP.&lt;sınıf&gt;.&lt;ünite&gt;.&lt;alan becerisi&gt;.&lt;çıktı&gt; biçimindedir.</w:t>
+        <w:t xml:space="preserve">• Öğrenme çıktısı sütunundaki cümleler, Arapça Dersi Öğretim Programı’nın (5-8. sınıflar, 25.07.2025) resmî metninden birebir alınmıştır; kısaltma veya yeniden yazma yapılmamıştır. Kodlar ARP.&lt;sınıf&gt;.&lt;ünite&gt;.&lt;alan becerisi&gt;.&lt;çıktı&gt; biçimindedir.</w:t>
       </w:r>
     </w:p>
     <w:p>
